--- a/编译原理/LAB1/实验报告_C--词法与语法分析.docx
+++ b/编译原理/LAB1/实验报告_C--词法与语法分析.docx
@@ -3671,30 +3671,7 @@
         <w:ind w:firstLine="0"/>
       </w:pPr>
       <w:r>
-        <w:t>7.1 Windows 无法直接执行 parser</w:t>
-      </w:r>
-    </w:p>
-    <w:p>
-      <w:pPr>
-        <w:ind w:firstLine="420"/>
-      </w:pPr>
-      <w:r>
-        <w:rPr>
-          <w:rFonts w:ascii="宋体" w:hAnsi="宋体" w:eastAsia="宋体"/>
-          <w:b w:val="0"/>
-          <w:color w:val="000000"/>
-          <w:sz w:val="21"/>
-        </w:rPr>
-        <w:t>原目录中的 parser 是 Linux ELF 文件，不能在 Windows 中运行。解决方法是在目标 Linux 环境中根据 lexical.l 和 syntax.y 重新生成并编译；如果在 Windows 下调试，则使用 MinGW 重新生成 Windows 可执行文件。</w:t>
-      </w:r>
-    </w:p>
-    <w:p>
-      <w:pPr>
-        <w:pStyle w:val="Heading2"/>
-        <w:ind w:firstLine="0"/>
-      </w:pPr>
-      <w:r>
-        <w:t>7.2 Bison 默认错误提示不符合要求</w:t>
+        <w:t>7.1 Bison 默认错误提示不符合要求</w:t>
       </w:r>
     </w:p>
     <w:p>
@@ -3717,7 +3694,7 @@
         <w:ind w:firstLine="0"/>
       </w:pPr>
       <w:r>
-        <w:t>7.3 解析器错误恢复范围过大</w:t>
+        <w:t>7.2 解析器错误恢复范围过大</w:t>
       </w:r>
     </w:p>
     <w:p>
@@ -3740,7 +3717,7 @@
         <w:ind w:firstLine="0"/>
       </w:pPr>
       <w:r>
-        <w:t>7.4 嵌套注释不在当前实现范围内</w:t>
+        <w:t>7.3 嵌套注释不在当前实现范围内</w:t>
       </w:r>
     </w:p>
     <w:p>

--- a/编译原理/LAB1/实验报告_C--词法与语法分析.docx
+++ b/编译原理/LAB1/实验报告_C--词法与语法分析.docx
@@ -1616,7 +1616,219 @@
         <w:ind w:firstLine="0"/>
       </w:pPr>
       <w:r>
-        <w:t>4.1 程序执行流程</w:t>
+        <w:t>4.1 编译和运行步骤</w:t>
+      </w:r>
+    </w:p>
+    <w:p>
+      <w:pPr>
+        <w:ind w:firstLine="420"/>
+      </w:pPr>
+      <w:r>
+        <w:rPr>
+          <w:rFonts w:ascii="宋体" w:hAnsi="宋体" w:eastAsia="宋体"/>
+          <w:b w:val="0"/>
+          <w:color w:val="000000"/>
+          <w:sz w:val="21"/>
+        </w:rPr>
+        <w:t>进入 Code 目录后，可以直接使用 Makefile 自动编译：</w:t>
+      </w:r>
+    </w:p>
+    <w:p>
+      <w:pPr>
+        <w:spacing w:before="60" w:after="120" w:line="252" w:lineRule="auto"/>
+        <w:ind w:left="397" w:right="397" w:firstLine="0"/>
+      </w:pPr>
+      <w:r>
+        <w:rPr>
+          <w:rFonts w:ascii="Consolas" w:hAnsi="Consolas" w:eastAsia="Consolas"/>
+          <w:b w:val="0"/>
+          <w:color w:val="202020"/>
+          <w:sz w:val="18"/>
+        </w:rPr>
+        <w:t>cd lab1_example_solution1/Code</w:t>
+        <w:br/>
+        <w:t>make clean</w:t>
+        <w:br/>
+        <w:t>make</w:t>
+      </w:r>
+    </w:p>
+    <w:p>
+      <w:pPr>
+        <w:ind w:firstLine="420"/>
+      </w:pPr>
+      <w:r>
+        <w:rPr>
+          <w:rFonts w:ascii="宋体" w:hAnsi="宋体" w:eastAsia="宋体"/>
+          <w:b w:val="0"/>
+          <w:color w:val="000000"/>
+          <w:sz w:val="21"/>
+        </w:rPr>
+        <w:t>其中，make clean 用于删除上一次构建产生的 parser、目标文件和 Flex/Bison 生成文件；make 会按照 Makefile 自动执行 Flex、Bison 和 GCC。首次编译或修改 lexical.l、syntax.y 后，建议先执行 make clean，再执行 make。</w:t>
+      </w:r>
+    </w:p>
+    <w:p>
+      <w:pPr>
+        <w:ind w:firstLine="420"/>
+      </w:pPr>
+      <w:r>
+        <w:rPr>
+          <w:rFonts w:ascii="宋体" w:hAnsi="宋体" w:eastAsia="宋体"/>
+          <w:b w:val="0"/>
+          <w:color w:val="000000"/>
+          <w:sz w:val="21"/>
+        </w:rPr>
+        <w:t>如果不使用 Makefile，也可以逐条执行以下命令：</w:t>
+      </w:r>
+    </w:p>
+    <w:p>
+      <w:pPr>
+        <w:spacing w:before="60" w:after="120" w:line="252" w:lineRule="auto"/>
+        <w:ind w:left="397" w:right="397" w:firstLine="0"/>
+      </w:pPr>
+      <w:r>
+        <w:rPr>
+          <w:rFonts w:ascii="Consolas" w:hAnsi="Consolas" w:eastAsia="Consolas"/>
+          <w:b w:val="0"/>
+          <w:color w:val="202020"/>
+          <w:sz w:val="18"/>
+        </w:rPr>
+        <w:t>flex -o lex.yy.c lexical.l</w:t>
+        <w:br/>
+        <w:t>bison -o syntax.tab.c -d -v syntax.y</w:t>
+        <w:br/>
+        <w:t>gcc -std=c99 -c syntax.tab.c -o syntax.tab.o</w:t>
+        <w:br/>
+        <w:t>gcc -std=c99 -c main.c -o main.o</w:t>
+        <w:br/>
+        <w:t>gcc -std=c99 -c Tree.c -o Tree.o</w:t>
+        <w:br/>
+        <w:t>gcc -o parser main.o syntax.tab.o Tree.o</w:t>
+      </w:r>
+    </w:p>
+    <w:p>
+      <w:pPr>
+        <w:ind w:firstLine="420"/>
+      </w:pPr>
+      <w:r>
+        <w:rPr>
+          <w:rFonts w:ascii="宋体" w:hAnsi="宋体" w:eastAsia="宋体"/>
+          <w:b w:val="0"/>
+          <w:color w:val="000000"/>
+          <w:sz w:val="21"/>
+        </w:rPr>
+        <w:t>第一条命令根据 lexical.l 生成词法分析器 lex.yy.c；第二条命令根据 syntax.y 生成语法分析器 syntax.tab.c、头文件 syntax.tab.h 和分析报告 syntax.output；接下来的三条命令分别编译语法分析器、主程序和语法树模块；最后一条命令将目标文件链接为可执行文件 parser。</w:t>
+      </w:r>
+    </w:p>
+    <w:p>
+      <w:pPr>
+        <w:ind w:firstLine="420"/>
+      </w:pPr>
+      <w:r>
+        <w:rPr>
+          <w:rFonts w:ascii="宋体" w:hAnsi="宋体" w:eastAsia="宋体"/>
+          <w:b w:val="0"/>
+          <w:color w:val="000000"/>
+          <w:sz w:val="21"/>
+        </w:rPr>
+        <w:t>syntax.y 的头部已经包含 lex.yy.c，因此不需要再次单独编译 lex.yy.c，也不要把 lex.yy.o 重复加入最后的链接命令，否则会产生 yylex、yyrestart 等符号重复定义错误。</w:t>
+      </w:r>
+    </w:p>
+    <w:p>
+      <w:pPr>
+        <w:ind w:firstLine="420"/>
+      </w:pPr>
+      <w:r>
+        <w:rPr>
+          <w:rFonts w:ascii="宋体" w:hAnsi="宋体" w:eastAsia="宋体"/>
+          <w:b w:val="0"/>
+          <w:color w:val="000000"/>
+          <w:sz w:val="21"/>
+        </w:rPr>
+        <w:t>编译成功后，可以将测试文件路径作为命令行参数传给 parser。例如：</w:t>
+      </w:r>
+    </w:p>
+    <w:p>
+      <w:pPr>
+        <w:spacing w:before="60" w:after="120" w:line="252" w:lineRule="auto"/>
+        <w:ind w:left="397" w:right="397" w:firstLine="0"/>
+      </w:pPr>
+      <w:r>
+        <w:rPr>
+          <w:rFonts w:ascii="Consolas" w:hAnsi="Consolas" w:eastAsia="Consolas"/>
+          <w:b w:val="0"/>
+          <w:color w:val="202020"/>
+          <w:sz w:val="18"/>
+        </w:rPr>
+        <w:t>./parser ../Test/3.cmm</w:t>
+        <w:br/>
+        <w:t>./parser ../External_Test/in/testcase_3</w:t>
+      </w:r>
+    </w:p>
+    <w:p>
+      <w:pPr>
+        <w:ind w:firstLine="420"/>
+      </w:pPr>
+      <w:r>
+        <w:rPr>
+          <w:rFonts w:ascii="宋体" w:hAnsi="宋体" w:eastAsia="宋体"/>
+          <w:b w:val="0"/>
+          <w:color w:val="000000"/>
+          <w:sz w:val="21"/>
+        </w:rPr>
+        <w:t>程序会将错误信息或语法树直接输出到终端。若希望保存结果，可以使用 shell 重定向：</w:t>
+      </w:r>
+    </w:p>
+    <w:p>
+      <w:pPr>
+        <w:spacing w:before="60" w:after="120" w:line="252" w:lineRule="auto"/>
+        <w:ind w:left="397" w:right="397" w:firstLine="0"/>
+      </w:pPr>
+      <w:r>
+        <w:rPr>
+          <w:rFonts w:ascii="Consolas" w:hAnsi="Consolas" w:eastAsia="Consolas"/>
+          <w:b w:val="0"/>
+          <w:color w:val="202020"/>
+          <w:sz w:val="18"/>
+        </w:rPr>
+        <w:t>./parser ../External_Test/in/testcase_7 &gt; ../External_Test/out/my_result</w:t>
+      </w:r>
+    </w:p>
+    <w:p>
+      <w:pPr>
+        <w:ind w:firstLine="420"/>
+      </w:pPr>
+      <w:r>
+        <w:rPr>
+          <w:rFonts w:ascii="宋体" w:hAnsi="宋体" w:eastAsia="宋体"/>
+          <w:b w:val="0"/>
+          <w:color w:val="000000"/>
+          <w:sz w:val="21"/>
+        </w:rPr>
+        <w:t>然后可以使用 diff 比较实际结果与参考结果：</w:t>
+      </w:r>
+    </w:p>
+    <w:p>
+      <w:pPr>
+        <w:spacing w:before="60" w:after="120" w:line="252" w:lineRule="auto"/>
+        <w:ind w:left="397" w:right="397" w:firstLine="0"/>
+      </w:pPr>
+      <w:r>
+        <w:rPr>
+          <w:rFonts w:ascii="Consolas" w:hAnsi="Consolas" w:eastAsia="Consolas"/>
+          <w:b w:val="0"/>
+          <w:color w:val="202020"/>
+          <w:sz w:val="18"/>
+        </w:rPr>
+        <w:t>diff -u ../External_Test/out/testcase_7 ../External_Test/out/my_result</w:t>
+      </w:r>
+    </w:p>
+    <w:p>
+      <w:pPr>
+        <w:pStyle w:val="Heading2"/>
+        <w:ind w:firstLine="0"/>
+      </w:pPr>
+      <w:r>
+        <w:t>4.2 程序执行流程</w:t>
       </w:r>
     </w:p>
     <w:p>
@@ -1713,7 +1925,7 @@
         <w:ind w:firstLine="0"/>
       </w:pPr>
       <w:r>
-        <w:t>4.2 词法规则实现</w:t>
+        <w:t>4.3 词法规则实现</w:t>
       </w:r>
     </w:p>
     <w:p>
@@ -1823,7 +2035,7 @@
         <w:ind w:firstLine="0"/>
       </w:pPr>
       <w:r>
-        <w:t>4.3 语法错误恢复</w:t>
+        <w:t>4.4 语法错误恢复</w:t>
       </w:r>
     </w:p>
     <w:p>
@@ -1936,7 +2148,7 @@
         <w:ind w:firstLine="0"/>
       </w:pPr>
       <w:r>
-        <w:t>4.4 构建兼容性处理</w:t>
+        <w:t>4.5 构建兼容性处理</w:t>
       </w:r>
     </w:p>
     <w:p>
